--- a/assets/docs/lop3/Tin hoc - Lop 3.docx
+++ b/assets/docs/lop3/Tin hoc - Lop 3.docx
@@ -2548,7 +2548,6 @@
                 <w:i w:val="0"/>
                 <w:sz w:val="18"/>
               </w:rPr>
-              <w:t>Năng lực số 5.4 CB1a: HS làm bài ôn tương tác và tự nhận ra phần kiến thức mình còn chưa chắc</w:t>
             </w:r>
           </w:p>
         </w:tc>
